--- a/HRCP-KKU-Academic/uploads/academic/position/1/p2doc_4.docx
+++ b/HRCP-KKU-Academic/uploads/academic/position/1/p2doc_4.docx
@@ -4,7 +4,7 @@
   <w:body>
     <w:p>
       <w:pPr>
-        <w:jc w:val="thaiDistribute"/>
+        <w:jc w:val="center"/>
         <w:rPr>
           <w:rFonts w:ascii="TH Sarabun New" w:hAnsi="TH Sarabun New" w:cs="TH Sarabun New"/>
           <w:sz w:val="48"/>
@@ -16,7 +16,7 @@
           <w:rFonts w:ascii="TH Sarabun New" w:hAnsi="TH Sarabun New" w:cs="TH Sarabun New"/>
           <w:noProof/>
         </w:rPr>
-        <w:pict w14:anchorId="13D26FD6">
+        <w:pict w14:anchorId="4A9D8BE6">
           <v:shapetype id="_x0000_t75" coordsize="21600,21600" o:spt="75" o:preferrelative="t" path="m@4@5l@4@11@9@11@9@5xe" filled="f" stroked="f">
             <v:stroke joinstyle="miter"/>
             <v:formulas>
@@ -36,34 +36,11 @@
             <v:path o:extrusionok="f" gradientshapeok="t" o:connecttype="rect"/>
             <o:lock v:ext="edit" aspectratio="t"/>
           </v:shapetype>
-          <v:shape id="Picture 26" o:spid="_x0000_s1026" type="#_x0000_t75" alt="logo_big" style="position:absolute;left:0;text-align:left;margin-left:-3.2pt;margin-top:-41.5pt;width:40.85pt;height:71.3pt;z-index:1;visibility:visible;mso-wrap-edited:f;mso-width-percent:0;mso-height-percent:0;mso-width-percent:0;mso-height-percent:0">
+          <v:shape id="Picture 26" o:spid="_x0000_s1026" type="#_x0000_t75" alt="logo_big" style="position:absolute;left:0;text-align:left;margin-left:-3pt;margin-top:-41.7pt;width:40.85pt;height:71.3pt;z-index:1;visibility:visible;mso-wrap-edited:f;mso-width-percent:0;mso-height-percent:0;mso-width-percent:0;mso-height-percent:0">
             <v:imagedata r:id="rId7" o:title="logo_big"/>
+            <w10:wrap type="square"/>
           </v:shape>
         </w:pict>
-      </w:r>
-      <w:r>
-        <w:rPr>
-          <w:rFonts w:ascii="TH Sarabun New" w:hAnsi="TH Sarabun New" w:cs="TH Sarabun New"/>
-          <w:sz w:val="32"/>
-          <w:szCs w:val="32"/>
-        </w:rPr>
-        <w:t xml:space="preserve">        </w:t>
-      </w:r>
-      <w:r>
-        <w:rPr>
-          <w:rFonts w:ascii="TH Sarabun New" w:hAnsi="TH Sarabun New" w:cs="TH Sarabun New"/>
-          <w:sz w:val="32"/>
-          <w:szCs w:val="32"/>
-        </w:rPr>
-        <w:tab/>
-      </w:r>
-      <w:r>
-        <w:rPr>
-          <w:rFonts w:ascii="TH Sarabun New" w:hAnsi="TH Sarabun New" w:cs="TH Sarabun New"/>
-          <w:sz w:val="48"/>
-          <w:szCs w:val="48"/>
-        </w:rPr>
-        <w:t xml:space="preserve">   </w:t>
       </w:r>
       <w:r>
         <w:rPr>
@@ -72,52 +49,80 @@
           <w:bCs/>
           <w:sz w:val="48"/>
           <w:szCs w:val="48"/>
-        </w:rPr>
-        <w:t xml:space="preserve">              </w:t>
-      </w:r>
+          <w:cs/>
+        </w:rPr>
+        <w:t>บันทึกข้อความ</w:t>
+      </w:r>
+    </w:p>
+    <w:p>
+      <w:pPr>
+        <w:jc w:val="thaiDistribute"/>
+        <w:rPr>
+          <w:rFonts w:ascii="TH Sarabun New" w:hAnsi="TH Sarabun New" w:cs="TH Sarabun New"/>
+          <w:sz w:val="32"/>
+          <w:szCs w:val="32"/>
+          <w:cs/>
+        </w:rPr>
+      </w:pPr>
       <w:r>
         <w:rPr>
           <w:rFonts w:ascii="TH Sarabun New" w:hAnsi="TH Sarabun New" w:cs="TH Sarabun New"/>
           <w:b/>
           <w:bCs/>
-          <w:sz w:val="48"/>
-          <w:szCs w:val="48"/>
-          <w:cs/>
-        </w:rPr>
-        <w:t xml:space="preserve">     </w:t>
+          <w:sz w:val="32"/>
+          <w:szCs w:val="32"/>
+          <w:cs/>
+        </w:rPr>
+        <w:t>ส่วน</w:t>
       </w:r>
       <w:r>
         <w:rPr>
           <w:rFonts w:ascii="TH Sarabun New" w:hAnsi="TH Sarabun New" w:cs="TH Sarabun New"/>
           <w:b/>
           <w:bCs/>
-          <w:sz w:val="48"/>
-          <w:szCs w:val="48"/>
+          <w:sz w:val="32"/>
+          <w:szCs w:val="32"/>
+          <w:cs/>
+        </w:rPr>
+        <w:t>งาน</w:t>
+      </w:r>
+      <w:r>
+        <w:rPr>
+          <w:rFonts w:ascii="TH Sarabun New" w:hAnsi="TH Sarabun New" w:cs="TH Sarabun New"/>
+          <w:sz w:val="32"/>
+          <w:szCs w:val="32"/>
         </w:rPr>
         <w:t xml:space="preserve"> </w:t>
+      </w:r>
+      <w:r>
+        <w:rPr>
+          <w:rFonts w:ascii="TH Sarabun New" w:hAnsi="TH Sarabun New" w:cs="TH Sarabun New" w:hint="cs"/>
+          <w:sz w:val="32"/>
+          <w:szCs w:val="32"/>
+          <w:cs/>
+        </w:rPr>
+        <w:t xml:space="preserve">สาขาวิชาวิทยาการคอมพิวเตอร์ วิทยาลัยการคอมพิวเตอร์ </w:t>
+      </w:r>
+      <w:r>
+        <w:rPr>
+          <w:rFonts w:ascii="TH Sarabun New" w:hAnsi="TH Sarabun New" w:cs="TH Sarabun New"/>
+          <w:sz w:val="32"/>
+          <w:szCs w:val="32"/>
+          <w:cs/>
+        </w:rPr>
+        <w:tab/>
       </w:r>
       <w:r>
         <w:rPr>
           <w:rFonts w:ascii="TH Sarabun New" w:hAnsi="TH Sarabun New" w:cs="TH Sarabun New"/>
           <w:b/>
           <w:bCs/>
-          <w:sz w:val="48"/>
-          <w:szCs w:val="48"/>
-          <w:cs/>
-        </w:rPr>
-        <w:t>บันทึกข้อความ</w:t>
-      </w:r>
-    </w:p>
-    <w:p>
-      <w:pPr>
-        <w:jc w:val="thaiDistribute"/>
-        <w:rPr>
-          <w:rFonts w:ascii="TH Sarabun New" w:hAnsi="TH Sarabun New" w:cs="TH Sarabun New"/>
-          <w:sz w:val="32"/>
-          <w:szCs w:val="32"/>
-          <w:cs/>
-        </w:rPr>
-      </w:pPr>
+          <w:sz w:val="32"/>
+          <w:szCs w:val="32"/>
+          <w:cs/>
+        </w:rPr>
+        <w:t>โทร</w:t>
+      </w:r>
       <w:r>
         <w:rPr>
           <w:rFonts w:ascii="TH Sarabun New" w:hAnsi="TH Sarabun New" w:cs="TH Sarabun New"/>
@@ -125,10 +130,37 @@
           <w:bCs/>
           <w:sz w:val="32"/>
           <w:szCs w:val="32"/>
-          <w:cs/>
-        </w:rPr>
-        <w:t>ส่วน</w:t>
-      </w:r>
+        </w:rPr>
+        <w:t>.</w:t>
+      </w:r>
+      <w:r>
+        <w:rPr>
+          <w:rFonts w:ascii="TH Sarabun New" w:hAnsi="TH Sarabun New" w:cs="TH Sarabun New"/>
+          <w:sz w:val="32"/>
+          <w:szCs w:val="32"/>
+        </w:rPr>
+        <w:t xml:space="preserve"> </w:t>
+      </w:r>
+      <w:r>
+        <w:rPr>
+          <w:rFonts w:ascii="TH Sarabun New" w:hAnsi="TH Sarabun New" w:cs="TH Sarabun New" w:hint="cs"/>
+          <w:sz w:val="32"/>
+          <w:szCs w:val="32"/>
+          <w:cs/>
+        </w:rPr>
+        <w:t>50529</w:t>
+      </w:r>
+    </w:p>
+    <w:p>
+      <w:pPr>
+        <w:jc w:val="thaiDistribute"/>
+        <w:rPr>
+          <w:rFonts w:ascii="TH Sarabun New" w:hAnsi="TH Sarabun New" w:cs="TH Sarabun New"/>
+          <w:sz w:val="32"/>
+          <w:szCs w:val="32"/>
+          <w:cs/>
+        </w:rPr>
+      </w:pPr>
       <w:r>
         <w:rPr>
           <w:rFonts w:ascii="TH Sarabun New" w:hAnsi="TH Sarabun New" w:cs="TH Sarabun New"/>
@@ -138,13 +170,23 @@
           <w:szCs w:val="32"/>
           <w:cs/>
         </w:rPr>
-        <w:t>งาน</w:t>
-      </w:r>
-      <w:r>
-        <w:rPr>
-          <w:rFonts w:ascii="TH Sarabun New" w:hAnsi="TH Sarabun New" w:cs="TH Sarabun New"/>
-          <w:sz w:val="32"/>
-          <w:szCs w:val="32"/>
+        <w:t xml:space="preserve">ที่ </w:t>
+      </w:r>
+      <w:r>
+        <w:rPr>
+          <w:rFonts w:ascii="TH Sarabun New" w:hAnsi="TH Sarabun New" w:cs="TH Sarabun New"/>
+          <w:sz w:val="32"/>
+          <w:szCs w:val="32"/>
+          <w:cs/>
+        </w:rPr>
+        <w:t xml:space="preserve">อว </w:t>
+      </w:r>
+      <w:r>
+        <w:rPr>
+          <w:rFonts w:ascii="TH Sarabun New" w:hAnsi="TH Sarabun New" w:cs="TH Sarabun New"/>
+          <w:sz w:val="32"/>
+          <w:szCs w:val="32"/>
+          <w:cs/>
         </w:rPr>
         <w:t xml:space="preserve"> </w:t>
       </w:r>
@@ -155,7 +197,15 @@
           <w:szCs w:val="32"/>
           <w:cs/>
         </w:rPr>
-        <w:t xml:space="preserve">สาขาวิชาวิทยาการคอมพิวเตอร์ วิทยาลัยการคอมพิวเตอร์ </w:t>
+        <w:t>660301.26.8/</w:t>
+      </w:r>
+      <w:r>
+        <w:rPr>
+          <w:rFonts w:ascii="TH Sarabun New" w:hAnsi="TH Sarabun New" w:cs="TH Sarabun New"/>
+          <w:sz w:val="32"/>
+          <w:szCs w:val="32"/>
+        </w:rPr>
+        <w:t>นัีัะ่่dd</w:t>
       </w:r>
       <w:r>
         <w:rPr>
@@ -165,6 +215,49 @@
           <w:cs/>
         </w:rPr>
         <w:tab/>
+      </w:r>
+      <w:r>
+        <w:rPr>
+          <w:rFonts w:ascii="TH Sarabun New" w:hAnsi="TH Sarabun New" w:cs="TH Sarabun New"/>
+          <w:sz w:val="32"/>
+          <w:szCs w:val="32"/>
+          <w:cs/>
+        </w:rPr>
+        <w:tab/>
+      </w:r>
+      <w:r>
+        <w:rPr>
+          <w:rFonts w:ascii="TH Sarabun New" w:hAnsi="TH Sarabun New" w:cs="TH Sarabun New"/>
+          <w:sz w:val="32"/>
+          <w:szCs w:val="32"/>
+          <w:cs/>
+        </w:rPr>
+        <w:tab/>
+      </w:r>
+      <w:r>
+        <w:rPr>
+          <w:rFonts w:ascii="TH Sarabun New" w:hAnsi="TH Sarabun New" w:cs="TH Sarabun New"/>
+          <w:sz w:val="32"/>
+          <w:szCs w:val="32"/>
+        </w:rPr>
+        <w:t xml:space="preserve">      </w:t>
+      </w:r>
+      <w:r>
+        <w:rPr>
+          <w:rFonts w:ascii="TH Sarabun New" w:hAnsi="TH Sarabun New" w:cs="TH Sarabun New"/>
+          <w:sz w:val="32"/>
+          <w:szCs w:val="32"/>
+          <w:cs/>
+        </w:rPr>
+        <w:t xml:space="preserve"> </w:t>
+      </w:r>
+      <w:r>
+        <w:rPr>
+          <w:rFonts w:ascii="TH Sarabun New" w:hAnsi="TH Sarabun New" w:cs="TH Sarabun New"/>
+          <w:sz w:val="32"/>
+          <w:szCs w:val="32"/>
+        </w:rPr>
+        <w:t xml:space="preserve">   </w:t>
       </w:r>
       <w:r>
         <w:rPr>
@@ -175,7 +268,7 @@
           <w:szCs w:val="32"/>
           <w:cs/>
         </w:rPr>
-        <w:t>โทร</w:t>
+        <w:t>วันที่</w:t>
       </w:r>
       <w:r>
         <w:rPr>
@@ -185,162 +278,15 @@
           <w:sz w:val="32"/>
           <w:szCs w:val="32"/>
         </w:rPr>
-        <w:t>.</w:t>
-      </w:r>
-      <w:r>
-        <w:rPr>
-          <w:rFonts w:ascii="TH Sarabun New" w:hAnsi="TH Sarabun New" w:cs="TH Sarabun New"/>
-          <w:sz w:val="32"/>
-          <w:szCs w:val="32"/>
-        </w:rPr>
         <w:t xml:space="preserve"> </w:t>
       </w:r>
       <w:r>
         <w:rPr>
-          <w:rFonts w:ascii="TH Sarabun New" w:hAnsi="TH Sarabun New" w:cs="TH Sarabun New" w:hint="cs"/>
-          <w:sz w:val="32"/>
-          <w:szCs w:val="32"/>
-          <w:cs/>
-        </w:rPr>
-        <w:t>50529</w:t>
-      </w:r>
-    </w:p>
-    <w:p>
-      <w:pPr>
-        <w:jc w:val="thaiDistribute"/>
-        <w:rPr>
-          <w:rFonts w:ascii="TH Sarabun New" w:hAnsi="TH Sarabun New" w:cs="TH Sarabun New"/>
-          <w:sz w:val="32"/>
-          <w:szCs w:val="32"/>
-          <w:cs/>
-        </w:rPr>
-      </w:pPr>
-      <w:r>
-        <w:rPr>
-          <w:rFonts w:ascii="TH Sarabun New" w:hAnsi="TH Sarabun New" w:cs="TH Sarabun New"/>
-          <w:b/>
-          <w:bCs/>
-          <w:sz w:val="32"/>
-          <w:szCs w:val="32"/>
-          <w:cs/>
-        </w:rPr>
-        <w:t xml:space="preserve">ที่ </w:t>
-      </w:r>
-      <w:r>
-        <w:rPr>
-          <w:rFonts w:ascii="TH Sarabun New" w:hAnsi="TH Sarabun New" w:cs="TH Sarabun New"/>
-          <w:sz w:val="32"/>
-          <w:szCs w:val="32"/>
-          <w:cs/>
-        </w:rPr>
-        <w:t xml:space="preserve">อว </w:t>
-      </w:r>
-      <w:r>
-        <w:rPr>
-          <w:rFonts w:ascii="TH Sarabun New" w:hAnsi="TH Sarabun New" w:cs="TH Sarabun New"/>
-          <w:sz w:val="32"/>
-          <w:szCs w:val="32"/>
-          <w:cs/>
-        </w:rPr>
-        <w:t xml:space="preserve"> </w:t>
-      </w:r>
-      <w:r>
-        <w:rPr>
-          <w:rFonts w:ascii="TH Sarabun New" w:hAnsi="TH Sarabun New" w:cs="TH Sarabun New" w:hint="cs"/>
-          <w:sz w:val="32"/>
-          <w:szCs w:val="32"/>
-          <w:cs/>
-        </w:rPr>
-        <w:t>660301.26.8/</w:t>
-      </w:r>
-      <w:r>
-        <w:rPr>
-          <w:rFonts w:ascii="TH Sarabun New" w:hAnsi="TH Sarabun New" w:cs="TH Sarabun New"/>
-          <w:sz w:val="32"/>
-          <w:szCs w:val="32"/>
-        </w:rPr>
-        <w:t/>
-      </w:r>
-      <w:r>
-        <w:rPr>
-          <w:rFonts w:ascii="TH Sarabun New" w:hAnsi="TH Sarabun New" w:cs="TH Sarabun New"/>
-          <w:sz w:val="32"/>
-          <w:szCs w:val="32"/>
-          <w:cs/>
-        </w:rPr>
-        <w:tab/>
-      </w:r>
-      <w:r>
-        <w:rPr>
-          <w:rFonts w:ascii="TH Sarabun New" w:hAnsi="TH Sarabun New" w:cs="TH Sarabun New"/>
-          <w:sz w:val="32"/>
-          <w:szCs w:val="32"/>
-          <w:cs/>
-        </w:rPr>
-        <w:tab/>
-      </w:r>
-      <w:r>
-        <w:rPr>
-          <w:rFonts w:ascii="TH Sarabun New" w:hAnsi="TH Sarabun New" w:cs="TH Sarabun New"/>
-          <w:sz w:val="32"/>
-          <w:szCs w:val="32"/>
-          <w:cs/>
-        </w:rPr>
-        <w:tab/>
-      </w:r>
-      <w:r>
-        <w:rPr>
-          <w:rFonts w:ascii="TH Sarabun New" w:hAnsi="TH Sarabun New" w:cs="TH Sarabun New"/>
-          <w:sz w:val="32"/>
-          <w:szCs w:val="32"/>
-        </w:rPr>
-        <w:t xml:space="preserve">      </w:t>
-      </w:r>
-      <w:r>
-        <w:rPr>
-          <w:rFonts w:ascii="TH Sarabun New" w:hAnsi="TH Sarabun New" w:cs="TH Sarabun New"/>
-          <w:sz w:val="32"/>
-          <w:szCs w:val="32"/>
-          <w:cs/>
-        </w:rPr>
-        <w:t xml:space="preserve"> </w:t>
-      </w:r>
-      <w:r>
-        <w:rPr>
-          <w:rFonts w:ascii="TH Sarabun New" w:hAnsi="TH Sarabun New" w:cs="TH Sarabun New"/>
-          <w:sz w:val="32"/>
-          <w:szCs w:val="32"/>
-        </w:rPr>
-        <w:t xml:space="preserve">   </w:t>
-      </w:r>
-      <w:r>
-        <w:rPr>
-          <w:rFonts w:ascii="TH Sarabun New" w:hAnsi="TH Sarabun New" w:cs="TH Sarabun New"/>
-          <w:b/>
-          <w:bCs/>
-          <w:sz w:val="32"/>
-          <w:szCs w:val="32"/>
-          <w:cs/>
-        </w:rPr>
-        <w:t>วันที่</w:t>
-      </w:r>
-      <w:r>
-        <w:rPr>
-          <w:rFonts w:ascii="TH Sarabun New" w:hAnsi="TH Sarabun New" w:cs="TH Sarabun New"/>
-          <w:b/>
-          <w:bCs/>
-          <w:sz w:val="32"/>
-          <w:szCs w:val="32"/>
-        </w:rPr>
-        <w:t xml:space="preserve"> </w:t>
-      </w:r>
-      <w:r>
-        <w:rPr>
-          <w:rFonts w:ascii="TH Sarabun New" w:hAnsi="TH Sarabun New" w:cs="TH Sarabun New"/>
-          <w:sz w:val="32"/>
-          <w:szCs w:val="32"/>
-        </w:rPr>
-        <w:t/>
+          <w:rFonts w:ascii="TH Sarabun New" w:hAnsi="TH Sarabun New" w:cs="TH Sarabun New"/>
+          <w:sz w:val="32"/>
+          <w:szCs w:val="32"/>
+        </w:rPr>
+        <w:t>วันที่ ๒๒ มีนาคม พ.ศ. ๒๕๖๙</w:t>
       </w:r>
     </w:p>
     <w:p>
@@ -466,7 +412,7 @@
         <w:rPr>
           <w:rFonts w:ascii="TH Sarabun New" w:eastAsia="Cordia New" w:hAnsi="TH Sarabun New" w:cs="TH Sarabun New"/>
         </w:rPr>
-        <w:t xml:space="preserve">นายโจ จิ </w:t>
+        <w:t xml:space="preserve">ผศ.ดร.Apecg </w:t>
       </w:r>
       <w:r>
         <w:rPr>
@@ -486,7 +432,7 @@
         <w:rPr>
           <w:rFonts w:ascii="TH Sarabun New" w:eastAsia="Cordia New" w:hAnsi="TH Sarabun New" w:cs="TH Sarabun New"/>
         </w:rPr>
-        <w:t>dsa</w:t>
+        <w:t>ผู้ช่วยศาสตราจารย์</w:t>
       </w:r>
       <w:r>
         <w:rPr>
@@ -506,36 +452,7 @@
         <w:rPr>
           <w:rFonts w:ascii="TH Sarabun New" w:eastAsia="Cordia New" w:hAnsi="TH Sarabun New" w:cs="TH Sarabun New"/>
         </w:rPr>
-        <w:t xml:space="preserve"> {{affiliation</w:t>
-      </w:r>
-      <w:r>
-        <w:rPr>
-          <w:rFonts w:ascii="TH Sarabun New" w:hAnsi="TH Sarabun New" w:cs="TH Sarabun New"/>
-          <w:lang w:val="en"/>
-        </w:rPr>
-        <w:t/>
-      </w:r>
-      <w:r>
-        <w:rPr>
-          <w:rFonts w:ascii="TH Sarabun New" w:hAnsi="TH Sarabun New" w:cs="TH Sarabun New"/>
-          <w:lang w:val="en"/>
-        </w:rPr>
-        <w:t/>
-      </w:r>
-    </w:p>
-    <w:p>
-      <w:pPr>
-        <w:pStyle w:val="Heading1"/>
-        <w:jc w:val="thaiDistribute"/>
-        <w:rPr>
-          <w:rFonts w:ascii="TH Sarabun New" w:eastAsia="Cordia New" w:hAnsi="TH Sarabun New" w:cs="TH Sarabun New"/>
-        </w:rPr>
-      </w:pPr>
-      <w:r>
-        <w:rPr>
-          <w:rFonts w:ascii="TH Sarabun New" w:eastAsia="Cordia New" w:hAnsi="TH Sarabun New" w:cs="TH Sarabun New"/>
-        </w:rPr>
-        <w:t>}}</w:t>
+        <w:t xml:space="preserve"> </w:t>
       </w:r>
       <w:r>
         <w:rPr>
@@ -622,19 +539,7 @@
           <w:sz w:val="32"/>
           <w:szCs w:val="32"/>
         </w:rPr>
-        <w:t/>
-      </w:r>
-      <w:r>
-        <w:rPr>
-          <w:rFonts w:ascii="MS Gothic" w:eastAsia="MS Gothic" w:hAnsi="MS Gothic"/>
-        </w:rPr>
-        <w:t>☑</w:t>
-      </w:r>
-      <w:r>
-        <w:rPr>
-          <w:rFonts w:ascii="TH Sarabun New" w:hAnsi="TH Sarabun New" w:cs="TH Sarabun New"/>
-        </w:rPr>
-        <w:t xml:space="preserve"/>
+        <w:t>✔</w:t>
       </w:r>
       <w:r>
         <w:rPr>
@@ -676,7 +581,7 @@
           <w:sz w:val="32"/>
           <w:szCs w:val="32"/>
         </w:rPr>
-        <w:t xml:space="preserve"> dsa</w:t>
+        <w:t xml:space="preserve"> เิเิเิ</w:t>
       </w:r>
       <w:r>
         <w:rPr>
@@ -720,19 +625,7 @@
           <w:sz w:val="32"/>
           <w:szCs w:val="32"/>
         </w:rPr>
-        <w:t/>
-      </w:r>
-      <w:r>
-        <w:rPr>
-          <w:rFonts w:ascii="MS Gothic" w:eastAsia="MS Gothic" w:hAnsi="MS Gothic"/>
-        </w:rPr>
-        <w:t>☑</w:t>
-      </w:r>
-      <w:r>
-        <w:rPr>
-          <w:rFonts w:ascii="TH Sarabun New" w:hAnsi="TH Sarabun New" w:cs="TH Sarabun New"/>
-        </w:rPr>
-        <w:t xml:space="preserve"/>
+        <w:t>✔</w:t>
       </w:r>
       <w:r>
         <w:rPr>
@@ -774,7 +667,7 @@
           <w:sz w:val="32"/>
           <w:szCs w:val="32"/>
         </w:rPr>
-        <w:t xml:space="preserve"> dsa</w:t>
+        <w:t xml:space="preserve"> ึ่่ึ่่พเิเเ</w:t>
       </w:r>
       <w:r>
         <w:rPr>
@@ -856,18 +749,6 @@
       </w:r>
       <w:r>
         <w:rPr>
-          <w:rFonts w:ascii="MS Gothic" w:eastAsia="MS Gothic" w:hAnsi="MS Gothic"/>
-        </w:rPr>
-        <w:t>☑</w:t>
-      </w:r>
-      <w:r>
-        <w:rPr>
-          <w:rFonts w:ascii="TH Sarabun New" w:hAnsi="TH Sarabun New" w:cs="TH Sarabun New"/>
-        </w:rPr>
-        <w:t xml:space="preserve"/>
-      </w:r>
-      <w:r>
-        <w:rPr>
           <w:rFonts w:ascii="TH Sarabun New" w:hAnsi="TH Sarabun New" w:cs="TH Sarabun New"/>
         </w:rPr>
         <w:t xml:space="preserve">)  </w:t>
@@ -884,7 +765,6 @@
       <w:pPr>
         <w:pStyle w:val="BodyText"/>
         <w:ind w:left="360"/>
-        <w:jc w:val="thaiDistribute"/>
         <w:rPr>
           <w:rFonts w:ascii="TH Sarabun New" w:hAnsi="TH Sarabun New" w:cs="TH Sarabun New"/>
         </w:rPr>
@@ -899,19 +779,7 @@
         <w:rPr>
           <w:rFonts w:ascii="TH Sarabun New" w:hAnsi="TH Sarabun New" w:cs="TH Sarabun New"/>
         </w:rPr>
-        <w:t/>
-      </w:r>
-      <w:r>
-        <w:rPr>
-          <w:rFonts w:ascii="MS Gothic" w:eastAsia="MS Gothic" w:hAnsi="MS Gothic"/>
-        </w:rPr>
-        <w:t>☐</w:t>
-      </w:r>
-      <w:r>
-        <w:rPr>
-          <w:rFonts w:ascii="TH Sarabun New" w:hAnsi="TH Sarabun New" w:cs="TH Sarabun New"/>
-        </w:rPr>
-        <w:t xml:space="preserve"/>
+        <w:t>✔</w:t>
       </w:r>
       <w:r>
         <w:rPr>
@@ -950,7 +818,7 @@
         <w:rPr>
           <w:rFonts w:ascii="TH Sarabun New" w:hAnsi="TH Sarabun New" w:cs="TH Sarabun New"/>
         </w:rPr>
-        <w:t>2</w:t>
+        <w:t>5</w:t>
       </w:r>
       <w:r>
         <w:rPr>
@@ -963,86 +831,97 @@
           <w:rFonts w:ascii="TH Sarabun New" w:hAnsi="TH Sarabun New" w:cs="TH Sarabun New"/>
           <w:cs/>
         </w:rPr>
-        <w:t>เรื่อง  คือ</w:t>
-      </w:r>
-    </w:p>
-    <w:p>
-      <w:pPr>
-        <w:pStyle w:val="BodyText"/>
-        <w:ind w:left="1275"/>
-        <w:jc w:val="thaiDistribute"/>
-        <w:rPr>
-          <w:rFonts w:ascii="TH Sarabun New" w:hAnsi="TH Sarabun New" w:cs="TH Sarabun New"/>
-        </w:rPr>
-      </w:pPr>
-      <w:r>
-        <w:rPr>
-          <w:rFonts w:ascii="TH Sarabun New" w:hAnsi="TH Sarabun New" w:cs="TH Sarabun New"/>
-        </w:rPr>
-        <w:t>{{?academic_paper_list}}{{index}}. {{paper_title}} {{/academic_paper_list}}</w:t>
-      </w:r>
-    </w:p>
-    <w:p>
-      <w:pPr>
-        <w:pStyle w:val="BodyText"/>
-        <w:ind w:left="1275"/>
-        <w:jc w:val="thaiDistribute"/>
-        <w:rPr>
-          <w:rFonts w:ascii="TH Sarabun New" w:hAnsi="TH Sarabun New" w:cs="TH Sarabun New"/>
-        </w:rPr>
-      </w:pPr>
-      <w:r>
-        <w:rPr>
-          <w:rFonts w:ascii="TH Sarabun New" w:hAnsi="TH Sarabun New" w:cs="TH Sarabun New"/>
-          <w:cs/>
-        </w:rPr>
-        <w:t xml:space="preserve">โดยข้าพเจ้าได้ทำการศึกษาวิจัยเพิ่มเติมในลักษณะดังนี้ </w:t>
-      </w:r>
-      <w:r>
-        <w:rPr>
-          <w:rFonts w:ascii="TH Sarabun New" w:hAnsi="TH Sarabun New" w:cs="TH Sarabun New"/>
-        </w:rPr>
-        <w:t>(</w:t>
-      </w:r>
-      <w:r>
-        <w:rPr>
-          <w:rFonts w:ascii="TH Sarabun New" w:hAnsi="TH Sarabun New" w:cs="TH Sarabun New"/>
-          <w:cs/>
-        </w:rPr>
-        <w:t>โปรดระบุส่วนที่ทำเพิ่มเติมให้ชัดเจนด้วย</w:t>
-      </w:r>
-      <w:r>
-        <w:rPr>
-          <w:rFonts w:ascii="TH Sarabun New" w:hAnsi="TH Sarabun New" w:cs="TH Sarabun New"/>
-        </w:rPr>
-        <w:t>)</w:t>
-      </w:r>
-    </w:p>
-    <w:p>
-      <w:pPr>
-        <w:pStyle w:val="BodyText"/>
-        <w:ind w:left="1275"/>
-        <w:jc w:val="thaiDistribute"/>
-        <w:rPr>
-          <w:rFonts w:ascii="TH Sarabun New" w:hAnsi="TH Sarabun New" w:cs="TH Sarabun New"/>
-        </w:rPr>
-      </w:pPr>
-      <w:r>
-        <w:rPr>
-          <w:rFonts w:ascii="TH Sarabun New" w:hAnsi="TH Sarabun New" w:cs="TH Sarabun New"/>
-        </w:rPr>
-        <w:t>dsadsa</w:t>
+        <w:t xml:space="preserve">เรื่อง </w:t>
+      </w:r>
+      <w:r>
+        <w:rPr>
+          <w:rFonts w:ascii="TH Sarabun New" w:hAnsi="TH Sarabun New" w:cs="TH Sarabun New" w:hint="cs"/>
+          <w:cs/>
+        </w:rPr>
+        <w:t>คือ</w:t>
       </w:r>
     </w:p>
     <w:p>
       <w:pPr>
         <w:pStyle w:val="BodyText"/>
         <w:ind w:left="360"/>
+        <w:rPr>
+          <w:rFonts w:ascii="TH Sarabun New" w:hAnsi="TH Sarabun New" w:cs="TH Sarabun New"/>
+        </w:rPr>
+      </w:pPr>
+      <w:r>
+        <w:rPr>
+          <w:rFonts w:ascii="TH Sarabun New" w:hAnsi="TH Sarabun New" w:cs="TH Sarabun New"/>
+        </w:rPr>
+        <w:t>1. ึ่ึ่ึำกำำ</w:t>
+        <w:br/>
+        <w:t xml:space="preserve">2. ddd</w:t>
+        <w:br/>
+        <w:t xml:space="preserve">3. dddd</w:t>
+        <w:br/>
+        <w:t xml:space="preserve">4. jkp[[['';</w:t>
+        <w:br/>
+        <w:t xml:space="preserve">5. rrrrr</w:t>
+      </w:r>
+      <w:r>
+        <w:rPr>
+          <w:rFonts w:ascii="TH Sarabun New" w:hAnsi="TH Sarabun New" w:cs="TH Sarabun New"/>
+        </w:rPr>
+        <w:t/>
+      </w:r>
+      <w:r>
+        <w:rPr>
+          <w:rFonts w:ascii="TH Sarabun New" w:hAnsi="TH Sarabun New" w:cs="TH Sarabun New"/>
+        </w:rPr>
+        <w:t/>
+      </w:r>
+      <w:r>
+        <w:rPr>
+          <w:rFonts w:ascii="TH Sarabun New" w:hAnsi="TH Sarabun New" w:cs="TH Sarabun New"/>
+        </w:rPr>
+        <w:t/>
+      </w:r>
+      <w:r>
+        <w:rPr>
+          <w:rFonts w:ascii="TH Sarabun New" w:hAnsi="TH Sarabun New" w:cs="TH Sarabun New"/>
+        </w:rPr>
+        <w:t/>
+      </w:r>
+    </w:p>
+    <w:p>
+      <w:pPr>
+        <w:pStyle w:val="BodyText"/>
         <w:jc w:val="thaiDistribute"/>
         <w:rPr>
           <w:rFonts w:ascii="TH Sarabun New" w:hAnsi="TH Sarabun New" w:cs="TH Sarabun New"/>
         </w:rPr>
       </w:pPr>
+      <w:r>
+        <w:rPr>
+          <w:rFonts w:ascii="TH Sarabun New" w:hAnsi="TH Sarabun New" w:cs="TH Sarabun New"/>
+          <w:cs/>
+        </w:rPr>
+        <w:t xml:space="preserve">โดยข้าพเจ้าได้ทำการศึกษาวิจัยเพิ่มเติมในลักษณะดังนี้ </w:t>
+      </w:r>
+      <w:r>
+        <w:rPr>
+          <w:rFonts w:ascii="TH Sarabun New" w:hAnsi="TH Sarabun New" w:cs="TH Sarabun New"/>
+        </w:rPr>
+        <w:t>(</w:t>
+      </w:r>
+      <w:r>
+        <w:rPr>
+          <w:rFonts w:ascii="TH Sarabun New" w:hAnsi="TH Sarabun New" w:cs="TH Sarabun New"/>
+          <w:cs/>
+        </w:rPr>
+        <w:t>โปรดระบุส่วนที่ทำเพิ่มเติมให้ชัดเจนด้วย</w:t>
+      </w:r>
+      <w:r>
+        <w:rPr>
+          <w:rFonts w:ascii="TH Sarabun New" w:hAnsi="TH Sarabun New" w:cs="TH Sarabun New"/>
+        </w:rPr>
+        <w:t>)</w:t>
+      </w:r>
     </w:p>
     <w:p>
       <w:pPr>
@@ -1091,18 +970,6 @@
       </w:r>
       <w:r>
         <w:rPr>
-          <w:rFonts w:ascii="MS Gothic" w:eastAsia="MS Gothic" w:hAnsi="MS Gothic"/>
-        </w:rPr>
-        <w:t>☑</w:t>
-      </w:r>
-      <w:r>
-        <w:rPr>
-          <w:rFonts w:ascii="TH Sarabun New" w:hAnsi="TH Sarabun New" w:cs="TH Sarabun New"/>
-        </w:rPr>
-        <w:t xml:space="preserve"/>
-      </w:r>
-      <w:r>
-        <w:rPr>
           <w:rFonts w:ascii="TH Sarabun New" w:hAnsi="TH Sarabun New" w:cs="TH Sarabun New"/>
         </w:rPr>
         <w:t xml:space="preserve">)  </w:t>
@@ -1134,87 +1001,95 @@
         <w:rPr>
           <w:rFonts w:ascii="TH Sarabun New" w:hAnsi="TH Sarabun New" w:cs="TH Sarabun New"/>
         </w:rPr>
+        <w:t>✔</w:t>
+      </w:r>
+      <w:r>
+        <w:rPr>
+          <w:rFonts w:ascii="TH Sarabun New" w:hAnsi="TH Sarabun New" w:cs="TH Sarabun New"/>
+        </w:rPr>
+        <w:t xml:space="preserve">)  </w:t>
+      </w:r>
+      <w:r>
+        <w:rPr>
+          <w:rFonts w:ascii="TH Sarabun New" w:hAnsi="TH Sarabun New" w:cs="TH Sarabun New"/>
+          <w:cs/>
+        </w:rPr>
+        <w:t>เป็นส่วนหนึ่งของการศึกษาเพื่อรับปริญญาหรือประกาศนียบัตรใด ๆ</w:t>
+      </w:r>
+      <w:r>
+        <w:rPr>
+          <w:rFonts w:ascii="TH Sarabun New" w:hAnsi="TH Sarabun New" w:cs="TH Sarabun New"/>
+        </w:rPr>
+        <w:t xml:space="preserve">  </w:t>
+      </w:r>
+      <w:r>
+        <w:rPr>
+          <w:rFonts w:ascii="TH Sarabun New" w:hAnsi="TH Sarabun New" w:cs="TH Sarabun New"/>
+          <w:cs/>
+        </w:rPr>
+        <w:t>จำนวน</w:t>
+      </w:r>
+      <w:r>
+        <w:rPr>
+          <w:rFonts w:ascii="TH Sarabun New" w:hAnsi="TH Sarabun New" w:cs="TH Sarabun New" w:hint="cs"/>
+          <w:cs/>
+        </w:rPr>
+        <w:t xml:space="preserve"> </w:t>
+      </w:r>
+      <w:r>
+        <w:rPr>
+          <w:rFonts w:ascii="TH Sarabun New" w:hAnsi="TH Sarabun New" w:cs="TH Sarabun New"/>
+        </w:rPr>
+        <w:t>8</w:t>
+      </w:r>
+      <w:r>
+        <w:rPr>
+          <w:rFonts w:ascii="TH Sarabun New" w:hAnsi="TH Sarabun New" w:cs="TH Sarabun New"/>
+        </w:rPr>
+        <w:t xml:space="preserve"> </w:t>
+      </w:r>
+      <w:r>
+        <w:rPr>
+          <w:rFonts w:ascii="TH Sarabun New" w:hAnsi="TH Sarabun New" w:cs="TH Sarabun New"/>
+          <w:cs/>
+        </w:rPr>
+        <w:t>เรื่อง  คือ</w:t>
+      </w:r>
+    </w:p>
+    <w:p>
+      <w:pPr>
+        <w:pStyle w:val="BodyText"/>
+        <w:ind w:left="360"/>
+        <w:jc w:val="thaiDistribute"/>
+        <w:rPr>
+          <w:rFonts w:ascii="TH Sarabun New" w:hAnsi="TH Sarabun New" w:cs="TH Sarabun New"/>
+        </w:rPr>
+      </w:pPr>
+      <w:r>
+        <w:rPr>
+          <w:rFonts w:ascii="TH Sarabun New" w:hAnsi="TH Sarabun New" w:cs="TH Sarabun New"/>
+        </w:rPr>
+        <w:t>1. eeeeeee</w:t>
+        <w:br/>
+        <w:t xml:space="preserve">2. llllll</w:t>
+        <w:br/>
+        <w:t xml:space="preserve">3. ดด</w:t>
+        <w:br/>
+        <w:t xml:space="preserve">4. ำ</w:t>
+        <w:br/>
+        <w:t xml:space="preserve">5. ำำ</w:t>
+        <w:br/>
+        <w:t xml:space="preserve">6. ำำ</w:t>
+        <w:br/>
+        <w:t xml:space="preserve">7. ำำ</w:t>
+        <w:br/>
+        <w:t xml:space="preserve">8. sss</w:t>
+      </w:r>
+      <w:r>
+        <w:rPr>
+          <w:rFonts w:ascii="TH Sarabun New" w:hAnsi="TH Sarabun New" w:cs="TH Sarabun New"/>
+        </w:rPr>
         <w:t/>
-      </w:r>
-      <w:r>
-        <w:rPr>
-          <w:rFonts w:ascii="MS Gothic" w:eastAsia="MS Gothic" w:hAnsi="MS Gothic"/>
-        </w:rPr>
-        <w:t>☐</w:t>
-      </w:r>
-      <w:r>
-        <w:rPr>
-          <w:rFonts w:ascii="TH Sarabun New" w:hAnsi="TH Sarabun New" w:cs="TH Sarabun New"/>
-        </w:rPr>
-        <w:t xml:space="preserve"/>
-      </w:r>
-      <w:r>
-        <w:rPr>
-          <w:rFonts w:ascii="TH Sarabun New" w:hAnsi="TH Sarabun New" w:cs="TH Sarabun New"/>
-        </w:rPr>
-        <w:t xml:space="preserve">)  </w:t>
-      </w:r>
-      <w:r>
-        <w:rPr>
-          <w:rFonts w:ascii="TH Sarabun New" w:hAnsi="TH Sarabun New" w:cs="TH Sarabun New"/>
-          <w:cs/>
-        </w:rPr>
-        <w:t>เป็นส่วนหนึ่งของการศึกษาเพื่อรับปริญญาหรือประกาศนียบัตรใด ๆ</w:t>
-      </w:r>
-      <w:r>
-        <w:rPr>
-          <w:rFonts w:ascii="TH Sarabun New" w:hAnsi="TH Sarabun New" w:cs="TH Sarabun New"/>
-        </w:rPr>
-        <w:t xml:space="preserve">  </w:t>
-      </w:r>
-      <w:r>
-        <w:rPr>
-          <w:rFonts w:ascii="TH Sarabun New" w:hAnsi="TH Sarabun New" w:cs="TH Sarabun New"/>
-          <w:cs/>
-        </w:rPr>
-        <w:t>จำนวน</w:t>
-      </w:r>
-      <w:r>
-        <w:rPr>
-          <w:rFonts w:ascii="TH Sarabun New" w:hAnsi="TH Sarabun New" w:cs="TH Sarabun New" w:hint="cs"/>
-          <w:cs/>
-        </w:rPr>
-        <w:t xml:space="preserve"> </w:t>
-      </w:r>
-      <w:r>
-        <w:rPr>
-          <w:rFonts w:ascii="TH Sarabun New" w:hAnsi="TH Sarabun New" w:cs="TH Sarabun New"/>
-        </w:rPr>
-        <w:t>0</w:t>
-      </w:r>
-      <w:r>
-        <w:rPr>
-          <w:rFonts w:ascii="TH Sarabun New" w:hAnsi="TH Sarabun New" w:cs="TH Sarabun New"/>
-        </w:rPr>
-        <w:t xml:space="preserve"> </w:t>
-      </w:r>
-      <w:r>
-        <w:rPr>
-          <w:rFonts w:ascii="TH Sarabun New" w:hAnsi="TH Sarabun New" w:cs="TH Sarabun New"/>
-          <w:cs/>
-        </w:rPr>
-        <w:t>เรื่อง  คือ</w:t>
-      </w:r>
-    </w:p>
-    <w:p>
-      <w:pPr>
-        <w:pStyle w:val="BodyText"/>
-        <w:ind w:left="915"/>
-        <w:jc w:val="thaiDistribute"/>
-        <w:rPr>
-          <w:rFonts w:ascii="TH Sarabun New" w:hAnsi="TH Sarabun New" w:cs="TH Sarabun New"/>
-        </w:rPr>
-      </w:pPr>
-      <w:r>
-        <w:rPr>
-          <w:rFonts w:ascii="TH Sarabun New" w:hAnsi="TH Sarabun New" w:cs="TH Sarabun New"/>
-        </w:rPr>
-        <w:t>{{?research_list}}{{index}}. {{research_title}}{{/research_list}}</w:t>
       </w:r>
     </w:p>
     <w:p>
@@ -1278,9 +1153,10 @@
     <w:p>
       <w:pPr>
         <w:pStyle w:val="BodyText"/>
-        <w:jc w:val="center"/>
-        <w:rPr>
-          <w:rFonts w:ascii="TH Sarabun New" w:hAnsi="TH Sarabun New" w:cs="TH Sarabun New"/>
+        <w:ind w:left="360" w:firstLine="360"/>
+        <w:jc w:val="thaiDistribute"/>
+        <w:rPr>
+          <w:rFonts w:ascii="TH Sarabun New" w:hAnsi="TH Sarabun New" w:cs="TH Sarabun New" w:hint="cs"/>
         </w:rPr>
       </w:pPr>
     </w:p>
@@ -1343,7 +1219,7 @@
         <w:rPr>
           <w:rFonts w:ascii="TH Sarabun New" w:hAnsi="TH Sarabun New" w:cs="TH Sarabun New"/>
         </w:rPr>
-        <w:t>นายโจ จิ</w:t>
+        <w:t>ผศ.ดร.Apecg</w:t>
       </w:r>
       <w:r>
         <w:rPr>
@@ -1364,7 +1240,6 @@
         <w:rPr>
           <w:rFonts w:ascii="TH Sarabun New" w:hAnsi="TH Sarabun New" w:cs="TH Sarabun New"/>
         </w:rPr>
-        <w:lastRenderedPageBreak/>
         <w:t>(</w:t>
       </w:r>
       <w:r>
@@ -1399,7 +1274,7 @@
         <w:pStyle w:val="BodyText"/>
         <w:jc w:val="center"/>
         <w:rPr>
-          <w:rFonts w:ascii="TH Sarabun New" w:hAnsi="TH Sarabun New" w:cs="TH Sarabun New"/>
+          <w:rFonts w:ascii="TH Sarabun New" w:hAnsi="TH Sarabun New" w:cs="TH Sarabun New" w:hint="cs"/>
         </w:rPr>
       </w:pPr>
       <w:r>
@@ -1420,25 +1295,6 @@
         </w:rPr>
         <w:t>)</w:t>
       </w:r>
-    </w:p>
-    <w:p>
-      <w:pPr>
-        <w:pStyle w:val="BodyText"/>
-        <w:ind w:left="3600" w:firstLine="720"/>
-        <w:jc w:val="thaiDistribute"/>
-        <w:rPr>
-          <w:rFonts w:ascii="TH Sarabun New" w:hAnsi="TH Sarabun New" w:cs="TH Sarabun New"/>
-        </w:rPr>
-      </w:pPr>
-    </w:p>
-    <w:p>
-      <w:pPr>
-        <w:pStyle w:val="BodyText"/>
-        <w:jc w:val="thaiDistribute"/>
-        <w:rPr>
-          <w:rFonts w:ascii="TH Sarabun New" w:hAnsi="TH Sarabun New" w:cs="TH Sarabun New" w:hint="cs"/>
-        </w:rPr>
-      </w:pPr>
     </w:p>
     <w:sectPr>
       <w:pgSz w:w="11906" w:h="16838"/>
@@ -2008,7 +1864,8 @@
   </w:style>
   <w:style w:type="character" w:default="1" w:styleId="DefaultParagraphFont">
     <w:name w:val="Default Paragraph Font"/>
-    <w:semiHidden/>
+    <w:uiPriority w:val="1"/>
+    <w:unhideWhenUsed/>
   </w:style>
   <w:style w:type="table" w:default="1" w:styleId="TableNormal">
     <w:name w:val="Normal Table"/>
